--- a/backend/templates/order_purchase.docx
+++ b/backend/templates/order_purchase.docx
@@ -103,7 +103,6 @@
                 <w:szCs w:val="28"/>
               </w:rPr>
             </w:pPr>
-            <w:commentRangeStart w:id="8"/>
             <w:r>
               <w:rPr>
                 <w:b/>
@@ -113,12 +112,10 @@
               </w:rPr>
               <w:t xml:space="preserve">{{ customer_full_name }}</w:t>
             </w:r>
-            <w:commentRangeEnd w:id="8"/>
             <w:r>
               <w:rPr>
                 <w:rStyle w:val="CommentReference"/>
               </w:rPr>
-              <w:commentReference w:id="8"/>
             </w:r>
           </w:p>
         </w:tc>
@@ -140,7 +137,6 @@
                 <w:szCs w:val="28"/>
               </w:rPr>
             </w:pPr>
-            <w:commentRangeStart w:id="9"/>
             <w:r>
               <w:rPr>
                 <w:b/>
@@ -151,12 +147,10 @@
               </w:rPr>
               <w:t xml:space="preserve">({{ customer_short_name }})</w:t>
             </w:r>
-            <w:commentRangeEnd w:id="9"/>
             <w:r>
               <w:rPr>
                 <w:rStyle w:val="CommentReference"/>
               </w:rPr>
-              <w:commentReference w:id="9"/>
             </w:r>
           </w:p>
         </w:tc>
@@ -178,7 +172,6 @@
                 <w:szCs w:val="28"/>
               </w:rPr>
             </w:pPr>
-            <w:commentRangeStart w:id="10"/>
             <w:r>
               <w:rPr>
                 <w:color w:val="17365D" w:themeColor="text2" w:themeShade="BF"/>
@@ -187,12 +180,10 @@
               </w:rPr>
               <w:t xml:space="preserve">{{ customer_address }}</w:t>
             </w:r>
-            <w:commentRangeEnd w:id="10"/>
             <w:r>
               <w:rPr>
                 <w:rStyle w:val="CommentReference"/>
               </w:rPr>
-              <w:commentReference w:id="10"/>
             </w:r>
           </w:p>
         </w:tc>
@@ -213,8 +204,6 @@
                 <w:szCs w:val="28"/>
               </w:rPr>
             </w:pPr>
-            <w:commentRangeStart w:id="11"/>
-            <w:commentRangeStart w:id="12"/>
             <w:r>
               <w:rPr>
                 <w:color w:val="17365D" w:themeColor="text2" w:themeShade="BF"/>
@@ -223,19 +212,15 @@
               </w:rPr>
               <w:t xml:space="preserve">Тел.: {{ customer_phone }}         e-mail: {{ customer_email }}</w:t>
             </w:r>
-            <w:commentRangeEnd w:id="12"/>
             <w:r>
               <w:rPr>
                 <w:rStyle w:val="CommentReference"/>
               </w:rPr>
-              <w:commentReference w:id="12"/>
             </w:r>
-            <w:commentRangeEnd w:id="11"/>
             <w:r>
               <w:rPr>
                 <w:rStyle w:val="CommentReference"/>
               </w:rPr>
-              <w:commentReference w:id="11"/>
             </w:r>
           </w:p>
         </w:tc>
@@ -368,7 +353,6 @@
                 <w:szCs w:val="28"/>
               </w:rPr>
             </w:pPr>
-            <w:commentRangeStart w:id="13"/>
             <w:r>
               <w:rPr>
                 <w:sz w:val="28"/>
@@ -376,12 +360,10 @@
               </w:rPr>
               <w:t xml:space="preserve">№{{ procurement_order_number }}</w:t>
             </w:r>
-            <w:commentRangeEnd w:id="13"/>
             <w:r>
               <w:rPr>
                 <w:rStyle w:val="CommentReference"/>
               </w:rPr>
-              <w:commentReference w:id="13"/>
             </w:r>
             <w:r>
               <w:rPr>
@@ -405,7 +387,6 @@
                 <w:szCs w:val="28"/>
               </w:rPr>
             </w:pPr>
-            <w:commentRangeStart w:id="14"/>
             <w:r>
               <w:rPr>
                 <w:sz w:val="28"/>
@@ -413,12 +394,10 @@
               </w:rPr>
               <w:t xml:space="preserve">{{ today }}</w:t>
             </w:r>
-            <w:commentRangeEnd w:id="14"/>
             <w:r>
               <w:rPr>
                 <w:rStyle w:val="CommentReference"/>
               </w:rPr>
-              <w:commentReference w:id="14"/>
             </w:r>
           </w:p>
         </w:tc>
@@ -454,7 +433,6 @@
           <w:szCs w:val="28"/>
         </w:rPr>
       </w:pPr>
-      <w:commentRangeStart w:id="0"/>
       <w:r>
         <w:rPr>
           <w:sz w:val="28"/>
@@ -462,12 +440,10 @@
         </w:rPr>
         <w:t xml:space="preserve">В соответствии с Положением о закупках товаров, работ, услуг {{ customer_full_name }}, утвержденным приказом Президента ВСКС от «02» апреля 2025 г. №13</w:t>
       </w:r>
-      <w:commentRangeEnd w:id="0"/>
       <w:r>
         <w:rPr>
           <w:rStyle w:val="CommentReference"/>
         </w:rPr>
-        <w:commentReference w:id="0"/>
       </w:r>
     </w:p>
     <w:p>
@@ -524,7 +500,6 @@
           <w:szCs w:val="28"/>
         </w:rPr>
       </w:pPr>
-      <w:commentRangeStart w:id="1"/>
       <w:r>
         <w:rPr>
           <w:sz w:val="28"/>
@@ -532,12 +507,10 @@
         </w:rPr>
         <w:t xml:space="preserve">1. Провести закупку товаров (работ, услуг): {{ subject }}</w:t>
       </w:r>
-      <w:commentRangeEnd w:id="1"/>
       <w:r>
         <w:rPr>
           <w:rStyle w:val="CommentReference"/>
         </w:rPr>
-        <w:commentReference w:id="1"/>
       </w:r>
     </w:p>
     <w:p>
@@ -550,7 +523,6 @@
           <w:szCs w:val="28"/>
         </w:rPr>
       </w:pPr>
-      <w:commentRangeStart w:id="2"/>
       <w:r>
         <w:rPr>
           <w:sz w:val="28"/>
@@ -558,12 +530,10 @@
         </w:rPr>
         <w:t xml:space="preserve">2. Определить способ закупки: {{ purchase_method_label }}.</w:t>
       </w:r>
-      <w:commentRangeEnd w:id="2"/>
       <w:r>
         <w:rPr>
           <w:rStyle w:val="CommentReference"/>
         </w:rPr>
-        <w:commentReference w:id="2"/>
       </w:r>
     </w:p>
     <w:p>
@@ -576,7 +546,6 @@
           <w:szCs w:val="28"/>
         </w:rPr>
       </w:pPr>
-      <w:commentRangeStart w:id="3"/>
       <w:r>
         <w:rPr>
           <w:sz w:val="28"/>
@@ -584,12 +553,10 @@
         </w:rPr>
         <w:t xml:space="preserve">3. Установить дату и время завершения приема заявок: {{ submission_deadline_datetime }}</w:t>
       </w:r>
-      <w:commentRangeEnd w:id="3"/>
       <w:r>
         <w:rPr>
           <w:rStyle w:val="CommentReference"/>
         </w:rPr>
-        <w:commentReference w:id="3"/>
       </w:r>
     </w:p>
     <w:p>
@@ -620,7 +587,6 @@
           <w:szCs w:val="28"/>
         </w:rPr>
       </w:pPr>
-      <w:commentRangeStart w:id="4"/>
       <w:r>
         <w:rPr>
           <w:sz w:val="28"/>
@@ -628,12 +594,10 @@
         </w:rPr>
         <w:t xml:space="preserve">5. Определить место доставки поставляемых товаров, место выполнения работ, оказания услуг: {{ delivery_location }}, в соответствии с закупочной документацией.</w:t>
       </w:r>
-      <w:commentRangeEnd w:id="4"/>
       <w:r>
         <w:rPr>
           <w:rStyle w:val="CommentReference"/>
         </w:rPr>
-        <w:commentReference w:id="4"/>
       </w:r>
     </w:p>
     <w:p>
@@ -646,7 +610,6 @@
           <w:szCs w:val="28"/>
         </w:rPr>
       </w:pPr>
-      <w:commentRangeStart w:id="5"/>
       <w:r>
         <w:rPr>
           <w:sz w:val="28"/>
@@ -654,12 +617,10 @@
         </w:rPr>
         <w:t xml:space="preserve">6. Установить срок поставки товаров, выполнения работ, оказания услуг:{{ service_term }}, после заключения договора, в соответствии с закупочной документацией.</w:t>
       </w:r>
-      <w:commentRangeEnd w:id="5"/>
       <w:r>
         <w:rPr>
           <w:rStyle w:val="CommentReference"/>
         </w:rPr>
-        <w:commentReference w:id="5"/>
       </w:r>
     </w:p>
     <w:p>
@@ -690,7 +651,6 @@
           <w:szCs w:val="28"/>
         </w:rPr>
       </w:pPr>
-      <w:commentRangeStart w:id="6"/>
       <w:r>
         <w:rPr>
           <w:sz w:val="28"/>
@@ -698,12 +658,10 @@
         </w:rPr>
         <w:t xml:space="preserve">8. Утвердить начальную (максимальную) цену договора (НМЦД): {{ total_nmck }}.</w:t>
       </w:r>
-      <w:commentRangeEnd w:id="6"/>
       <w:r>
         <w:rPr>
           <w:rStyle w:val="CommentReference"/>
         </w:rPr>
-        <w:commentReference w:id="6"/>
       </w:r>
     </w:p>
     <w:p>
@@ -716,7 +674,6 @@
           <w:szCs w:val="28"/>
         </w:rPr>
       </w:pPr>
-      <w:commentRangeStart w:id="7"/>
       <w:r>
         <w:rPr>
           <w:sz w:val="28"/>
@@ -724,19 +681,16 @@
         </w:rPr>
         <w:t xml:space="preserve">9. Источник финансирования: {{ subsidy_agreement_text }}</w:t>
       </w:r>
-      <w:commentRangeEnd w:id="7"/>
       <w:r>
         <w:rPr>
           <w:rStyle w:val="CommentReference"/>
         </w:rPr>
-        <w:commentReference w:id="7"/>
       </w:r>
       <w:r>
         <w:rPr>
           <w:sz w:val="28"/>
           <w:szCs w:val="28"/>
         </w:rPr>
-        <w:lastRenderedPageBreak/>
         <w:t xml:space="preserve"/>
       </w:r>
     </w:p>
@@ -794,7 +748,6 @@
                 <w:szCs w:val="28"/>
               </w:rPr>
             </w:pPr>
-            <w:commentRangeStart w:id="15"/>
             <w:r>
               <w:rPr>
                 <w:b/>
@@ -804,12 +757,10 @@
               </w:rPr>
               <w:t xml:space="preserve">{{ customer_signatory_position }}</w:t>
             </w:r>
-            <w:commentRangeEnd w:id="15"/>
             <w:r>
               <w:rPr>
                 <w:rStyle w:val="CommentReference"/>
               </w:rPr>
-              <w:commentReference w:id="15"/>
             </w:r>
             <w:r>
               <w:rPr>
@@ -836,7 +787,6 @@
                 <w:szCs w:val="28"/>
               </w:rPr>
             </w:pPr>
-            <w:commentRangeStart w:id="16"/>
             <w:r>
               <w:rPr>
                 <w:b/>
@@ -846,12 +796,10 @@
               </w:rPr>
               <w:t xml:space="preserve">______________ {{ customer_signatory_name_initials }}</w:t>
             </w:r>
-            <w:commentRangeEnd w:id="16"/>
             <w:r>
               <w:rPr>
                 <w:rStyle w:val="CommentReference"/>
               </w:rPr>
-              <w:commentReference w:id="16"/>
             </w:r>
           </w:p>
           <w:p>

--- a/backend/templates/order_purchase.docx
+++ b/backend/templates/order_purchase.docx
@@ -103,6 +103,7 @@
                 <w:szCs w:val="28"/>
               </w:rPr>
             </w:pPr>
+            <w:commentRangeStart w:id="9"/>
             <w:r>
               <w:rPr>
                 <w:b/>
@@ -112,10 +113,12 @@
               </w:rPr>
               <w:t xml:space="preserve">{{ customer_full_name }}</w:t>
             </w:r>
+            <w:commentRangeEnd w:id="9"/>
             <w:r>
               <w:rPr>
                 <w:rStyle w:val="CommentReference"/>
               </w:rPr>
+              <w:commentReference w:id="9"/>
             </w:r>
           </w:p>
         </w:tc>
@@ -137,6 +140,7 @@
                 <w:szCs w:val="28"/>
               </w:rPr>
             </w:pPr>
+            <w:commentRangeStart w:id="10"/>
             <w:r>
               <w:rPr>
                 <w:b/>
@@ -147,10 +151,12 @@
               </w:rPr>
               <w:t xml:space="preserve">({{ customer_short_name }})</w:t>
             </w:r>
+            <w:commentRangeEnd w:id="10"/>
             <w:r>
               <w:rPr>
                 <w:rStyle w:val="CommentReference"/>
               </w:rPr>
+              <w:commentReference w:id="10"/>
             </w:r>
           </w:p>
         </w:tc>
@@ -172,6 +178,7 @@
                 <w:szCs w:val="28"/>
               </w:rPr>
             </w:pPr>
+            <w:commentRangeStart w:id="11"/>
             <w:r>
               <w:rPr>
                 <w:color w:val="17365D" w:themeColor="text2" w:themeShade="BF"/>
@@ -180,10 +187,12 @@
               </w:rPr>
               <w:t xml:space="preserve">{{ customer_address }}</w:t>
             </w:r>
+            <w:commentRangeEnd w:id="11"/>
             <w:r>
               <w:rPr>
                 <w:rStyle w:val="CommentReference"/>
               </w:rPr>
+              <w:commentReference w:id="11"/>
             </w:r>
           </w:p>
         </w:tc>
@@ -204,6 +213,8 @@
                 <w:szCs w:val="28"/>
               </w:rPr>
             </w:pPr>
+            <w:commentRangeStart w:id="12"/>
+            <w:commentRangeStart w:id="13"/>
             <w:r>
               <w:rPr>
                 <w:color w:val="17365D" w:themeColor="text2" w:themeShade="BF"/>
@@ -212,15 +223,19 @@
               </w:rPr>
               <w:t xml:space="preserve">Тел.: {{ customer_phone }}         e-mail: {{ customer_email }}</w:t>
             </w:r>
+            <w:commentRangeEnd w:id="13"/>
             <w:r>
               <w:rPr>
                 <w:rStyle w:val="CommentReference"/>
               </w:rPr>
+              <w:commentReference w:id="13"/>
             </w:r>
+            <w:commentRangeEnd w:id="12"/>
             <w:r>
               <w:rPr>
                 <w:rStyle w:val="CommentReference"/>
               </w:rPr>
+              <w:commentReference w:id="12"/>
             </w:r>
           </w:p>
         </w:tc>
@@ -353,6 +368,7 @@
                 <w:szCs w:val="28"/>
               </w:rPr>
             </w:pPr>
+            <w:commentRangeStart w:id="14"/>
             <w:r>
               <w:rPr>
                 <w:sz w:val="28"/>
@@ -360,10 +376,12 @@
               </w:rPr>
               <w:t xml:space="preserve">№{{ procurement_order_number }}</w:t>
             </w:r>
+            <w:commentRangeEnd w:id="14"/>
             <w:r>
               <w:rPr>
                 <w:rStyle w:val="CommentReference"/>
               </w:rPr>
+              <w:commentReference w:id="14"/>
             </w:r>
             <w:r>
               <w:rPr>
@@ -387,6 +405,7 @@
                 <w:szCs w:val="28"/>
               </w:rPr>
             </w:pPr>
+            <w:commentRangeStart w:id="15"/>
             <w:r>
               <w:rPr>
                 <w:sz w:val="28"/>
@@ -394,10 +413,12 @@
               </w:rPr>
               <w:t xml:space="preserve">{{ today }}</w:t>
             </w:r>
+            <w:commentRangeEnd w:id="15"/>
             <w:r>
               <w:rPr>
                 <w:rStyle w:val="CommentReference"/>
               </w:rPr>
+              <w:commentReference w:id="15"/>
             </w:r>
           </w:p>
         </w:tc>
@@ -433,17 +454,28 @@
           <w:szCs w:val="28"/>
         </w:rPr>
       </w:pPr>
+      <w:commentRangeStart w:id="0"/>
+      <w:commentRangeStart w:id="1"/>
       <w:r>
         <w:rPr>
           <w:sz w:val="28"/>
           <w:szCs w:val="28"/>
         </w:rPr>
-        <w:t xml:space="preserve">В соответствии с Положением о закупках товаров, работ, услуг {{ customer_full_name }}, утвержденным приказом Президента ВСКС от «02» апреля 2025 г. №13</w:t>
-      </w:r>
+        <w:t xml:space="preserve">В соответствии с Положением о закупках товаров, работ, услуг {{ customer_full_name }}, утвержденным ____________________</w:t>
+      </w:r>
+      <w:commentRangeEnd w:id="1"/>
       <w:r>
         <w:rPr>
           <w:rStyle w:val="CommentReference"/>
         </w:rPr>
+        <w:commentReference w:id="1"/>
+      </w:r>
+      <w:commentRangeEnd w:id="0"/>
+      <w:r>
+        <w:rPr>
+          <w:rStyle w:val="CommentReference"/>
+        </w:rPr>
+        <w:commentReference w:id="0"/>
       </w:r>
     </w:p>
     <w:p>
@@ -500,6 +532,7 @@
           <w:szCs w:val="28"/>
         </w:rPr>
       </w:pPr>
+      <w:commentRangeStart w:id="2"/>
       <w:r>
         <w:rPr>
           <w:sz w:val="28"/>
@@ -507,10 +540,12 @@
         </w:rPr>
         <w:t xml:space="preserve">1. Провести закупку товаров (работ, услуг): {{ subject }}</w:t>
       </w:r>
+      <w:commentRangeEnd w:id="2"/>
       <w:r>
         <w:rPr>
           <w:rStyle w:val="CommentReference"/>
         </w:rPr>
+        <w:commentReference w:id="2"/>
       </w:r>
     </w:p>
     <w:p>
@@ -523,6 +558,7 @@
           <w:szCs w:val="28"/>
         </w:rPr>
       </w:pPr>
+      <w:commentRangeStart w:id="3"/>
       <w:r>
         <w:rPr>
           <w:sz w:val="28"/>
@@ -530,10 +566,12 @@
         </w:rPr>
         <w:t xml:space="preserve">2. Определить способ закупки: {{ purchase_method_label }}.</w:t>
       </w:r>
+      <w:commentRangeEnd w:id="3"/>
       <w:r>
         <w:rPr>
           <w:rStyle w:val="CommentReference"/>
         </w:rPr>
+        <w:commentReference w:id="3"/>
       </w:r>
     </w:p>
     <w:p>
@@ -546,6 +584,7 @@
           <w:szCs w:val="28"/>
         </w:rPr>
       </w:pPr>
+      <w:commentRangeStart w:id="4"/>
       <w:r>
         <w:rPr>
           <w:sz w:val="28"/>
@@ -553,10 +592,12 @@
         </w:rPr>
         <w:t xml:space="preserve">3. Установить дату и время завершения приема заявок: {{ submission_deadline_datetime }}</w:t>
       </w:r>
+      <w:commentRangeEnd w:id="4"/>
       <w:r>
         <w:rPr>
           <w:rStyle w:val="CommentReference"/>
         </w:rPr>
+        <w:commentReference w:id="4"/>
       </w:r>
     </w:p>
     <w:p>
@@ -587,6 +628,7 @@
           <w:szCs w:val="28"/>
         </w:rPr>
       </w:pPr>
+      <w:commentRangeStart w:id="5"/>
       <w:r>
         <w:rPr>
           <w:sz w:val="28"/>
@@ -594,10 +636,12 @@
         </w:rPr>
         <w:t xml:space="preserve">5. Определить место доставки поставляемых товаров, место выполнения работ, оказания услуг: {{ delivery_location }}, в соответствии с закупочной документацией.</w:t>
       </w:r>
+      <w:commentRangeEnd w:id="5"/>
       <w:r>
         <w:rPr>
           <w:rStyle w:val="CommentReference"/>
         </w:rPr>
+        <w:commentReference w:id="5"/>
       </w:r>
     </w:p>
     <w:p>
@@ -610,6 +654,7 @@
           <w:szCs w:val="28"/>
         </w:rPr>
       </w:pPr>
+      <w:commentRangeStart w:id="6"/>
       <w:r>
         <w:rPr>
           <w:sz w:val="28"/>
@@ -617,10 +662,12 @@
         </w:rPr>
         <w:t xml:space="preserve">6. Установить срок поставки товаров, выполнения работ, оказания услуг:{{ service_term }}, после заключения договора, в соответствии с закупочной документацией.</w:t>
       </w:r>
+      <w:commentRangeEnd w:id="6"/>
       <w:r>
         <w:rPr>
           <w:rStyle w:val="CommentReference"/>
         </w:rPr>
+        <w:commentReference w:id="6"/>
       </w:r>
     </w:p>
     <w:p>
@@ -651,6 +698,7 @@
           <w:szCs w:val="28"/>
         </w:rPr>
       </w:pPr>
+      <w:commentRangeStart w:id="7"/>
       <w:r>
         <w:rPr>
           <w:sz w:val="28"/>
@@ -658,10 +706,12 @@
         </w:rPr>
         <w:t xml:space="preserve">8. Утвердить начальную (максимальную) цену договора (НМЦД): {{ total_nmck }}.</w:t>
       </w:r>
+      <w:commentRangeEnd w:id="7"/>
       <w:r>
         <w:rPr>
           <w:rStyle w:val="CommentReference"/>
         </w:rPr>
+        <w:commentReference w:id="7"/>
       </w:r>
     </w:p>
     <w:p>
@@ -674,6 +724,7 @@
           <w:szCs w:val="28"/>
         </w:rPr>
       </w:pPr>
+      <w:commentRangeStart w:id="8"/>
       <w:r>
         <w:rPr>
           <w:sz w:val="28"/>
@@ -681,16 +732,19 @@
         </w:rPr>
         <w:t xml:space="preserve">9. Источник финансирования: {{ subsidy_agreement_text }}</w:t>
       </w:r>
+      <w:commentRangeEnd w:id="8"/>
       <w:r>
         <w:rPr>
           <w:rStyle w:val="CommentReference"/>
         </w:rPr>
+        <w:commentReference w:id="8"/>
       </w:r>
       <w:r>
         <w:rPr>
           <w:sz w:val="28"/>
           <w:szCs w:val="28"/>
         </w:rPr>
+        <w:lastRenderedPageBreak/>
         <w:t xml:space="preserve"/>
       </w:r>
     </w:p>
@@ -748,6 +802,7 @@
                 <w:szCs w:val="28"/>
               </w:rPr>
             </w:pPr>
+            <w:commentRangeStart w:id="16"/>
             <w:r>
               <w:rPr>
                 <w:b/>
@@ -757,10 +812,12 @@
               </w:rPr>
               <w:t xml:space="preserve">{{ customer_signatory_position }}</w:t>
             </w:r>
+            <w:commentRangeEnd w:id="16"/>
             <w:r>
               <w:rPr>
                 <w:rStyle w:val="CommentReference"/>
               </w:rPr>
+              <w:commentReference w:id="16"/>
             </w:r>
             <w:r>
               <w:rPr>
@@ -787,6 +844,7 @@
                 <w:szCs w:val="28"/>
               </w:rPr>
             </w:pPr>
+            <w:commentRangeStart w:id="17"/>
             <w:r>
               <w:rPr>
                 <w:b/>
@@ -796,10 +854,12 @@
               </w:rPr>
               <w:t xml:space="preserve">______________ {{ customer_signatory_name_initials }}</w:t>
             </w:r>
+            <w:commentRangeEnd w:id="17"/>
             <w:r>
               <w:rPr>
                 <w:rStyle w:val="CommentReference"/>
               </w:rPr>
+              <w:commentReference w:id="17"/>
             </w:r>
           </w:p>
           <w:p>
@@ -853,7 +913,7 @@
         <w:annotationRef/>
       </w:r>
       <w:r>
-        <w:t>Полное наименование. Пример: Автономная некоммерческая организация «ВСКС»</w:t>
+        <w:t>Впишите, кем и когда утверждено положение о закупках вашей организации. Пример: приказом директора АНО «Пример» от 10.01.2025 № 1</w:t>
       </w:r>
     </w:p>
   </w:comment>
@@ -869,7 +929,7 @@
         <w:annotationRef/>
       </w:r>
       <w:r>
-        <w:t>Предмет закупки. Пример: Оказание услуг связи</w:t>
+        <w:t>Полное наименование. Пример: Автономная некоммерческая организация «Пример»</w:t>
       </w:r>
     </w:p>
   </w:comment>
@@ -885,7 +945,7 @@
         <w:annotationRef/>
       </w:r>
       <w:r>
-        <w:t>Способ закупки (для order_purchase, п.2). Пример: Единственный поставщик</w:t>
+        <w:t>Предмет закупки. Пример: Оказание услуг связи</w:t>
       </w:r>
     </w:p>
   </w:comment>
@@ -901,7 +961,7 @@
         <w:annotationRef/>
       </w:r>
       <w:r>
-        <w:t>Дата+время завершения. Пример: 10.01.2026 17:00</w:t>
+        <w:t>Способ закупки (для order_purchase, п.2). Пример: Единственный поставщик</w:t>
       </w:r>
     </w:p>
   </w:comment>
@@ -917,7 +977,7 @@
         <w:annotationRef/>
       </w:r>
       <w:r>
-        <w:t>Место оказания услуг / доставки. Пример: г. Москва, ул. Ленина, д. 1</w:t>
+        <w:t>Дата+время завершения. Пример: 10.01.2026 17:00</w:t>
       </w:r>
     </w:p>
   </w:comment>
@@ -933,7 +993,7 @@
         <w:annotationRef/>
       </w:r>
       <w:r>
-        <w:t>Готовая строка срока. Пример: с 15.01.2026 по 28.02.2026</w:t>
+        <w:t>Место оказания услуг / доставки. Пример: г. Москва, ул. Ленина, д. 1</w:t>
       </w:r>
     </w:p>
   </w:comment>
@@ -949,7 +1009,7 @@
         <w:annotationRef/>
       </w:r>
       <w:r>
-        <w:t>НМЦК (устаревшее). Пример: 130 000,00 ₽</w:t>
+        <w:t>Готовая строка срока. Пример: с 15.01.2026 по 28.02.2026</w:t>
       </w:r>
     </w:p>
   </w:comment>
@@ -965,7 +1025,7 @@
         <w:annotationRef/>
       </w:r>
       <w:r>
-        <w:t>Большой текст соглашения. Пример: (многострочный текст)</w:t>
+        <w:t>НМЦК (устаревшее). Пример: 130 000,00 ₽</w:t>
       </w:r>
     </w:p>
   </w:comment>
@@ -981,7 +1041,7 @@
         <w:annotationRef/>
       </w:r>
       <w:r>
-        <w:t>Полное наименование. Пример: Автономная некоммерческая организация «ВСКС»</w:t>
+        <w:t>Большой текст соглашения. Пример: (многострочный текст)</w:t>
       </w:r>
     </w:p>
   </w:comment>
@@ -997,7 +1057,7 @@
         <w:annotationRef/>
       </w:r>
       <w:r>
-        <w:t>Краткое наименование Заказчика (из карточки организации). Пример: АНО «ВСКС»</w:t>
+        <w:t>Полное наименование. Пример: Автономная некоммерческая организация «Пример»</w:t>
       </w:r>
     </w:p>
   </w:comment>
@@ -1013,7 +1073,7 @@
         <w:annotationRef/>
       </w:r>
       <w:r>
-        <w:t>Юридический адрес. Пример: г. Москва, ул. Ленина, д. 1</w:t>
+        <w:t>Краткое наименование Заказчика (из карточки организации). Пример: АНО «Пример»</w:t>
       </w:r>
     </w:p>
   </w:comment>
@@ -1029,7 +1089,7 @@
         <w:annotationRef/>
       </w:r>
       <w:r>
-        <w:t>Телефон. Пример: +7 (495) 000-00-01</w:t>
+        <w:t>Юридический адрес. Пример: г. Москва, ул. Ленина, д. 1</w:t>
       </w:r>
     </w:p>
   </w:comment>
@@ -1045,7 +1105,7 @@
         <w:annotationRef/>
       </w:r>
       <w:r>
-        <w:t>Email. Пример: info@vsks.ru</w:t>
+        <w:t>Телефон. Пример: +7 (900) 000-00-00</w:t>
       </w:r>
     </w:p>
   </w:comment>
@@ -1061,7 +1121,7 @@
         <w:annotationRef/>
       </w:r>
       <w:r>
-        <w:t>Номер приказа о проведении закупки. Пример: 17</w:t>
+        <w:t>Email. Пример: info@example.ru</w:t>
       </w:r>
     </w:p>
   </w:comment>
@@ -1077,7 +1137,7 @@
         <w:annotationRef/>
       </w:r>
       <w:r>
-        <w:t>Сегодняшняя дата. Пример: 13.05.2026</w:t>
+        <w:t>Номер приказа о проведении закупки. Пример: 17</w:t>
       </w:r>
     </w:p>
   </w:comment>
@@ -1093,7 +1153,7 @@
         <w:annotationRef/>
       </w:r>
       <w:r>
-        <w:t>Должность подписанта. Пример: Президент</w:t>
+        <w:t>Сегодняшняя дата. Пример: 13.05.2026</w:t>
       </w:r>
     </w:p>
   </w:comment>
@@ -1109,7 +1169,23 @@
         <w:annotationRef/>
       </w:r>
       <w:r>
-        <w:t>Подписант заказчика в формате «И.О. Фамилия». Пример: И.И. Иванов</w:t>
+        <w:t>Должность подписанта. Пример: Президент</w:t>
+      </w:r>
+    </w:p>
+  </w:comment>
+  <w:comment w:id="17" w:author="Подсказка" w:initials="П" w:date="2026-01-01T00:00:00Z">
+    <w:p>
+      <w:pPr>
+        <w:pStyle w:val="CommentText"/>
+      </w:pPr>
+      <w:r>
+        <w:rPr>
+          <w:rStyle w:val="CommentReference"/>
+        </w:rPr>
+        <w:annotationRef/>
+      </w:r>
+      <w:r>
+        <w:t>Подписант заказчика в формате «И.О. Фамилия». Пример: П.П. Петров</w:t>
       </w:r>
     </w:p>
   </w:comment>

--- a/backend/templates/order_purchase.docx
+++ b/backend/templates/order_purchase.docx
@@ -411,7 +411,7 @@
                 <w:sz w:val="28"/>
                 <w:szCs w:val="28"/>
               </w:rPr>
-              <w:t xml:space="preserve">{{ today }}</w:t>
+              <w:t xml:space="preserve">{{ procurement_order_date }}</w:t>
             </w:r>
             <w:commentRangeEnd w:id="15"/>
             <w:r>
